--- a/Modul 5/Denny_Mauladinoor_2510817310012_Modul_5.docx
+++ b/Modul 5/Denny_Mauladinoor_2510817310012_Modul_5.docx
@@ -285,7 +285,7 @@
           <w:b/>
           <w:sz w:val="28"/>
           <w:szCs w:val="28"/>
-          <w:lang w:val="en-ID"/>
+          <w:lang w:val="sv-SE"/>
         </w:rPr>
       </w:pPr>
       <w:r>
@@ -294,7 +294,7 @@
           <w:b/>
           <w:sz w:val="28"/>
           <w:szCs w:val="28"/>
-          <w:lang w:val="en-ID"/>
+          <w:lang w:val="sv-SE"/>
         </w:rPr>
         <w:t>Denny Mauladinoor</w:t>
       </w:r>
@@ -304,7 +304,7 @@
           <w:b/>
           <w:sz w:val="28"/>
           <w:szCs w:val="28"/>
-          <w:lang w:val="en-ID"/>
+          <w:lang w:val="sv-SE"/>
         </w:rPr>
         <w:tab/>
         <w:t xml:space="preserve">NIM. </w:t>
@@ -315,7 +315,7 @@
           <w:b/>
           <w:sz w:val="28"/>
           <w:szCs w:val="28"/>
-          <w:lang w:val="en-ID"/>
+          <w:lang w:val="sv-SE"/>
         </w:rPr>
         <w:t>2510817310012</w:t>
       </w:r>
@@ -331,7 +331,7 @@
           <w:b/>
           <w:sz w:val="28"/>
           <w:szCs w:val="28"/>
-          <w:lang w:val="en-ID"/>
+          <w:lang w:val="sv-SE"/>
         </w:rPr>
       </w:pPr>
       <w:r>
@@ -340,7 +340,7 @@
           <w:b/>
           <w:sz w:val="28"/>
           <w:szCs w:val="28"/>
-          <w:lang w:val="en-ID"/>
+          <w:lang w:val="sv-SE"/>
         </w:rPr>
         <w:tab/>
       </w:r>
@@ -352,7 +352,7 @@
           <w:b/>
           <w:sz w:val="28"/>
           <w:szCs w:val="28"/>
-          <w:lang w:val="en-ID"/>
+          <w:lang w:val="sv-SE"/>
         </w:rPr>
       </w:pPr>
     </w:p>
@@ -1041,6 +1041,7 @@
             <w:tabs>
               <w:tab w:val="right" w:leader="dot" w:pos="8261"/>
             </w:tabs>
+            <w:spacing w:line="360" w:lineRule="auto"/>
             <w:rPr>
               <w:rFonts w:asciiTheme="minorHAnsi" w:eastAsiaTheme="minorEastAsia" w:hAnsiTheme="minorHAnsi"/>
               <w:noProof/>
@@ -1124,6 +1125,7 @@
             <w:tabs>
               <w:tab w:val="right" w:leader="dot" w:pos="8261"/>
             </w:tabs>
+            <w:spacing w:line="360" w:lineRule="auto"/>
             <w:rPr>
               <w:rFonts w:asciiTheme="minorHAnsi" w:eastAsiaTheme="minorEastAsia" w:hAnsiTheme="minorHAnsi"/>
               <w:noProof/>
@@ -1197,6 +1199,7 @@
             <w:tabs>
               <w:tab w:val="right" w:leader="dot" w:pos="8261"/>
             </w:tabs>
+            <w:spacing w:line="360" w:lineRule="auto"/>
             <w:rPr>
               <w:rFonts w:asciiTheme="minorHAnsi" w:eastAsiaTheme="minorEastAsia" w:hAnsiTheme="minorHAnsi"/>
               <w:noProof/>
@@ -1270,6 +1273,7 @@
             <w:tabs>
               <w:tab w:val="right" w:leader="dot" w:pos="8261"/>
             </w:tabs>
+            <w:spacing w:line="360" w:lineRule="auto"/>
             <w:rPr>
               <w:rFonts w:asciiTheme="minorHAnsi" w:eastAsiaTheme="minorEastAsia" w:hAnsiTheme="minorHAnsi"/>
               <w:noProof/>
@@ -1343,6 +1347,7 @@
             <w:tabs>
               <w:tab w:val="right" w:leader="dot" w:pos="8261"/>
             </w:tabs>
+            <w:spacing w:line="360" w:lineRule="auto"/>
             <w:rPr>
               <w:rFonts w:asciiTheme="minorHAnsi" w:eastAsiaTheme="minorEastAsia" w:hAnsiTheme="minorHAnsi"/>
               <w:noProof/>
@@ -1418,6 +1423,7 @@
               <w:tab w:val="left" w:pos="720"/>
               <w:tab w:val="right" w:leader="dot" w:pos="8261"/>
             </w:tabs>
+            <w:spacing w:line="360" w:lineRule="auto"/>
             <w:rPr>
               <w:rFonts w:asciiTheme="minorHAnsi" w:eastAsiaTheme="minorEastAsia" w:hAnsiTheme="minorHAnsi"/>
               <w:noProof/>
@@ -1778,6 +1784,7 @@
               <w:tab w:val="left" w:pos="720"/>
               <w:tab w:val="right" w:leader="dot" w:pos="8261"/>
             </w:tabs>
+            <w:spacing w:line="360" w:lineRule="auto"/>
             <w:rPr>
               <w:rFonts w:asciiTheme="minorHAnsi" w:eastAsiaTheme="minorEastAsia" w:hAnsiTheme="minorHAnsi"/>
               <w:noProof/>
@@ -2139,6 +2146,7 @@
               <w:tab w:val="left" w:pos="720"/>
               <w:tab w:val="right" w:leader="dot" w:pos="8261"/>
             </w:tabs>
+            <w:spacing w:line="360" w:lineRule="auto"/>
             <w:rPr>
               <w:rFonts w:asciiTheme="minorHAnsi" w:eastAsiaTheme="minorEastAsia" w:hAnsiTheme="minorHAnsi"/>
               <w:noProof/>
@@ -2498,6 +2506,7 @@
               <w:tab w:val="left" w:pos="720"/>
               <w:tab w:val="right" w:leader="dot" w:pos="8261"/>
             </w:tabs>
+            <w:spacing w:line="360" w:lineRule="auto"/>
             <w:rPr>
               <w:rFonts w:asciiTheme="minorHAnsi" w:eastAsiaTheme="minorEastAsia" w:hAnsiTheme="minorHAnsi"/>
               <w:noProof/>
@@ -2859,6 +2868,7 @@
               <w:tab w:val="left" w:pos="720"/>
               <w:tab w:val="right" w:leader="dot" w:pos="8261"/>
             </w:tabs>
+            <w:spacing w:line="360" w:lineRule="auto"/>
             <w:rPr>
               <w:rFonts w:asciiTheme="minorHAnsi" w:eastAsiaTheme="minorEastAsia" w:hAnsiTheme="minorHAnsi"/>
               <w:noProof/>
@@ -3221,6 +3231,7 @@
               <w:tab w:val="left" w:pos="720"/>
               <w:tab w:val="right" w:leader="dot" w:pos="8261"/>
             </w:tabs>
+            <w:spacing w:line="360" w:lineRule="auto"/>
             <w:rPr>
               <w:rFonts w:asciiTheme="minorHAnsi" w:eastAsiaTheme="minorEastAsia" w:hAnsiTheme="minorHAnsi"/>
               <w:noProof/>
@@ -3582,6 +3593,7 @@
               <w:tab w:val="left" w:pos="720"/>
               <w:tab w:val="right" w:leader="dot" w:pos="8261"/>
             </w:tabs>
+            <w:spacing w:line="360" w:lineRule="auto"/>
             <w:rPr>
               <w:rFonts w:asciiTheme="minorHAnsi" w:eastAsiaTheme="minorEastAsia" w:hAnsiTheme="minorHAnsi"/>
               <w:noProof/>
@@ -3942,6 +3954,7 @@
               <w:tab w:val="left" w:pos="720"/>
               <w:tab w:val="right" w:leader="dot" w:pos="8261"/>
             </w:tabs>
+            <w:spacing w:line="360" w:lineRule="auto"/>
             <w:rPr>
               <w:rFonts w:asciiTheme="minorHAnsi" w:eastAsiaTheme="minorEastAsia" w:hAnsiTheme="minorHAnsi"/>
               <w:noProof/>
@@ -4301,6 +4314,7 @@
               <w:tab w:val="left" w:pos="720"/>
               <w:tab w:val="right" w:leader="dot" w:pos="8261"/>
             </w:tabs>
+            <w:spacing w:line="360" w:lineRule="auto"/>
             <w:rPr>
               <w:rFonts w:asciiTheme="minorHAnsi" w:eastAsiaTheme="minorEastAsia" w:hAnsiTheme="minorHAnsi"/>
               <w:noProof/>
@@ -4660,6 +4674,7 @@
               <w:tab w:val="left" w:pos="960"/>
               <w:tab w:val="right" w:leader="dot" w:pos="8261"/>
             </w:tabs>
+            <w:spacing w:line="360" w:lineRule="auto"/>
             <w:rPr>
               <w:rFonts w:asciiTheme="minorHAnsi" w:eastAsiaTheme="minorEastAsia" w:hAnsiTheme="minorHAnsi"/>
               <w:noProof/>
@@ -5019,6 +5034,7 @@
               <w:tab w:val="left" w:pos="960"/>
               <w:tab w:val="right" w:leader="dot" w:pos="8261"/>
             </w:tabs>
+            <w:spacing w:line="360" w:lineRule="auto"/>
             <w:rPr>
               <w:rFonts w:asciiTheme="minorHAnsi" w:eastAsiaTheme="minorEastAsia" w:hAnsiTheme="minorHAnsi"/>
               <w:noProof/>
@@ -5377,6 +5393,7 @@
             <w:tabs>
               <w:tab w:val="right" w:leader="dot" w:pos="8261"/>
             </w:tabs>
+            <w:spacing w:line="360" w:lineRule="auto"/>
             <w:rPr>
               <w:rFonts w:asciiTheme="minorHAnsi" w:eastAsiaTheme="minorEastAsia" w:hAnsiTheme="minorHAnsi"/>
               <w:noProof/>
@@ -5446,27 +5463,22 @@
           </w:hyperlink>
         </w:p>
         <w:p>
+          <w:pPr>
+            <w:spacing w:line="360" w:lineRule="auto"/>
+          </w:pPr>
           <w:r>
             <w:rPr>
               <w:b/>
               <w:bCs/>
               <w:noProof/>
             </w:rPr>
-            <w:lastRenderedPageBreak/>
             <w:fldChar w:fldCharType="end"/>
           </w:r>
         </w:p>
       </w:sdtContent>
     </w:sdt>
     <w:p>
-      <w:pPr>
-        <w:rPr>
-          <w:rFonts w:eastAsiaTheme="majorEastAsia" w:cstheme="majorBidi"/>
-          <w:b/>
-          <w:sz w:val="28"/>
-          <w:szCs w:val="32"/>
-        </w:rPr>
-      </w:pPr>
+      <w:bookmarkStart w:id="2" w:name="_Toc231249614"/>
       <w:r>
         <w:br w:type="page"/>
       </w:r>
@@ -5474,9 +5486,7 @@
     <w:p>
       <w:pPr>
         <w:pStyle w:val="Heading1"/>
-        <w:spacing w:after="240"/>
-      </w:pPr>
-      <w:bookmarkStart w:id="2" w:name="_Toc231249614"/>
+      </w:pPr>
       <w:r>
         <w:lastRenderedPageBreak/>
         <w:t>DAFTAR GAMBAR</w:t>
@@ -8297,24 +8307,14 @@
       <w:r>
         <w:t xml:space="preserve">Tabel </w:t>
       </w:r>
-      <w:r>
-        <w:fldChar w:fldCharType="begin"/>
-      </w:r>
-      <w:r>
-        <w:instrText xml:space="preserve"> SEQ Tabel \* ARABIC </w:instrText>
-      </w:r>
-      <w:r>
-        <w:fldChar w:fldCharType="separate"/>
-      </w:r>
-      <w:r>
-        <w:rPr>
-          <w:noProof/>
-        </w:rPr>
-        <w:t>1</w:t>
-      </w:r>
-      <w:r>
-        <w:fldChar w:fldCharType="end"/>
-      </w:r>
+      <w:fldSimple w:instr=" SEQ Tabel \* ARABIC ">
+        <w:r>
+          <w:rPr>
+            <w:noProof/>
+          </w:rPr>
+          <w:t>1</w:t>
+        </w:r>
+      </w:fldSimple>
       <w:r>
         <w:t xml:space="preserve"> Source Code </w:t>
       </w:r>
@@ -9265,6 +9265,9 @@
         <w:spacing w:line="360" w:lineRule="auto"/>
       </w:pPr>
       <w:r>
+        <w:rPr>
+          <w:noProof/>
+        </w:rPr>
         <w:drawing>
           <wp:inline distT="0" distB="0" distL="0" distR="0" wp14:anchorId="2DE1322F" wp14:editId="0079A696">
             <wp:extent cx="5184000" cy="2750259"/>
@@ -9312,24 +9315,14 @@
       <w:r>
         <w:t xml:space="preserve">Gambar </w:t>
       </w:r>
-      <w:r>
-        <w:fldChar w:fldCharType="begin"/>
-      </w:r>
-      <w:r>
-        <w:instrText xml:space="preserve"> SEQ Gambar \* ARABIC </w:instrText>
-      </w:r>
-      <w:r>
-        <w:fldChar w:fldCharType="separate"/>
-      </w:r>
-      <w:r>
-        <w:rPr>
-          <w:noProof/>
-        </w:rPr>
-        <w:t>1</w:t>
-      </w:r>
-      <w:r>
-        <w:fldChar w:fldCharType="end"/>
-      </w:r>
+      <w:fldSimple w:instr=" SEQ Gambar \* ARABIC ">
+        <w:r>
+          <w:rPr>
+            <w:noProof/>
+          </w:rPr>
+          <w:t>1</w:t>
+        </w:r>
+      </w:fldSimple>
       <w:r>
         <w:t xml:space="preserve"> Output Program </w:t>
       </w:r>
@@ -9825,24 +9818,14 @@
       <w:r>
         <w:t xml:space="preserve">Tabel </w:t>
       </w:r>
-      <w:r>
-        <w:fldChar w:fldCharType="begin"/>
-      </w:r>
-      <w:r>
-        <w:instrText xml:space="preserve"> SEQ Tabel \* ARABIC </w:instrText>
-      </w:r>
-      <w:r>
-        <w:fldChar w:fldCharType="separate"/>
-      </w:r>
-      <w:r>
-        <w:rPr>
-          <w:noProof/>
-        </w:rPr>
-        <w:t>2</w:t>
-      </w:r>
-      <w:r>
-        <w:fldChar w:fldCharType="end"/>
-      </w:r>
+      <w:fldSimple w:instr=" SEQ Tabel \* ARABIC ">
+        <w:r>
+          <w:rPr>
+            <w:noProof/>
+          </w:rPr>
+          <w:t>2</w:t>
+        </w:r>
+      </w:fldSimple>
       <w:r>
         <w:t xml:space="preserve"> Source Code </w:t>
       </w:r>
@@ -10723,6 +10706,9 @@
         <w:jc w:val="center"/>
       </w:pPr>
       <w:r>
+        <w:rPr>
+          <w:noProof/>
+        </w:rPr>
         <w:drawing>
           <wp:inline distT="0" distB="0" distL="0" distR="0" wp14:anchorId="6B704295" wp14:editId="7BA68E80">
             <wp:extent cx="5184000" cy="2749612"/>
@@ -10770,24 +10756,14 @@
       <w:r>
         <w:t xml:space="preserve">Gambar </w:t>
       </w:r>
-      <w:r>
-        <w:fldChar w:fldCharType="begin"/>
-      </w:r>
-      <w:r>
-        <w:instrText xml:space="preserve"> SEQ Gambar \* ARABIC </w:instrText>
-      </w:r>
-      <w:r>
-        <w:fldChar w:fldCharType="separate"/>
-      </w:r>
-      <w:r>
-        <w:rPr>
-          <w:noProof/>
-        </w:rPr>
-        <w:t>2</w:t>
-      </w:r>
-      <w:r>
-        <w:fldChar w:fldCharType="end"/>
-      </w:r>
+      <w:fldSimple w:instr=" SEQ Gambar \* ARABIC ">
+        <w:r>
+          <w:rPr>
+            <w:noProof/>
+          </w:rPr>
+          <w:t>2</w:t>
+        </w:r>
+      </w:fldSimple>
       <w:r>
         <w:t xml:space="preserve"> Output Program </w:t>
       </w:r>
@@ -10809,6 +10785,9 @@
         <w:jc w:val="center"/>
       </w:pPr>
       <w:r>
+        <w:rPr>
+          <w:noProof/>
+        </w:rPr>
         <w:lastRenderedPageBreak/>
         <w:drawing>
           <wp:inline distT="0" distB="0" distL="0" distR="0" wp14:anchorId="05BEAE8E" wp14:editId="3F1252BC">
@@ -10857,24 +10836,14 @@
       <w:r>
         <w:t xml:space="preserve">Gambar </w:t>
       </w:r>
-      <w:r>
-        <w:fldChar w:fldCharType="begin"/>
-      </w:r>
-      <w:r>
-        <w:instrText xml:space="preserve"> SEQ Gambar \* ARABIC </w:instrText>
-      </w:r>
-      <w:r>
-        <w:fldChar w:fldCharType="separate"/>
-      </w:r>
-      <w:r>
-        <w:rPr>
-          <w:noProof/>
-        </w:rPr>
-        <w:t>3</w:t>
-      </w:r>
-      <w:r>
-        <w:fldChar w:fldCharType="end"/>
-      </w:r>
+      <w:fldSimple w:instr=" SEQ Gambar \* ARABIC ">
+        <w:r>
+          <w:rPr>
+            <w:noProof/>
+          </w:rPr>
+          <w:t>3</w:t>
+        </w:r>
+      </w:fldSimple>
       <w:r>
         <w:t xml:space="preserve"> Output Program Soal 2 </w:t>
       </w:r>
@@ -11503,24 +11472,14 @@
       <w:r>
         <w:t xml:space="preserve">Tabel </w:t>
       </w:r>
-      <w:r>
-        <w:fldChar w:fldCharType="begin"/>
-      </w:r>
-      <w:r>
-        <w:instrText xml:space="preserve"> SEQ Tabel \* ARABIC </w:instrText>
-      </w:r>
-      <w:r>
-        <w:fldChar w:fldCharType="separate"/>
-      </w:r>
-      <w:r>
-        <w:rPr>
-          <w:noProof/>
-        </w:rPr>
-        <w:t>3</w:t>
-      </w:r>
-      <w:r>
-        <w:fldChar w:fldCharType="end"/>
-      </w:r>
+      <w:fldSimple w:instr=" SEQ Tabel \* ARABIC ">
+        <w:r>
+          <w:rPr>
+            <w:noProof/>
+          </w:rPr>
+          <w:t>3</w:t>
+        </w:r>
+      </w:fldSimple>
       <w:r>
         <w:t xml:space="preserve"> </w:t>
       </w:r>
@@ -11966,7 +11925,25 @@
                 <w:color w:val="000000" w:themeColor="text1"/>
                 <w:szCs w:val="24"/>
               </w:rPr>
-              <w:t xml:space="preserve"> isi </w:t>
+              <w:t xml:space="preserve"> </w:t>
+            </w:r>
+            <w:proofErr w:type="spellStart"/>
+            <w:r>
+              <w:rPr>
+                <w:rFonts w:cs="Times New Roman"/>
+                <w:color w:val="000000" w:themeColor="text1"/>
+                <w:szCs w:val="24"/>
+              </w:rPr>
+              <w:t>isi</w:t>
+            </w:r>
+            <w:proofErr w:type="spellEnd"/>
+            <w:r>
+              <w:rPr>
+                <w:rFonts w:cs="Times New Roman"/>
+                <w:color w:val="000000" w:themeColor="text1"/>
+                <w:szCs w:val="24"/>
+              </w:rPr>
+              <w:t xml:space="preserve"> </w:t>
             </w:r>
             <w:proofErr w:type="spellStart"/>
             <w:r>
@@ -12786,6 +12763,9 @@
         <w:jc w:val="center"/>
       </w:pPr>
       <w:r>
+        <w:rPr>
+          <w:noProof/>
+        </w:rPr>
         <w:drawing>
           <wp:inline distT="0" distB="0" distL="0" distR="0" wp14:anchorId="70CD57B0" wp14:editId="05523B3B">
             <wp:extent cx="5252085" cy="2813685"/>
@@ -12833,24 +12813,14 @@
       <w:r>
         <w:t xml:space="preserve">Gambar </w:t>
       </w:r>
-      <w:r>
-        <w:fldChar w:fldCharType="begin"/>
-      </w:r>
-      <w:r>
-        <w:instrText xml:space="preserve"> SEQ Gambar \* ARABIC </w:instrText>
-      </w:r>
-      <w:r>
-        <w:fldChar w:fldCharType="separate"/>
-      </w:r>
-      <w:r>
-        <w:rPr>
-          <w:noProof/>
-        </w:rPr>
-        <w:t>4</w:t>
-      </w:r>
-      <w:r>
-        <w:fldChar w:fldCharType="end"/>
-      </w:r>
+      <w:fldSimple w:instr=" SEQ Gambar \* ARABIC ">
+        <w:r>
+          <w:rPr>
+            <w:noProof/>
+          </w:rPr>
+          <w:t>4</w:t>
+        </w:r>
+      </w:fldSimple>
       <w:r>
         <w:t xml:space="preserve"> Output Program </w:t>
       </w:r>
@@ -12870,6 +12840,9 @@
         <w:jc w:val="center"/>
       </w:pPr>
       <w:r>
+        <w:rPr>
+          <w:noProof/>
+        </w:rPr>
         <w:drawing>
           <wp:inline distT="0" distB="0" distL="0" distR="0" wp14:anchorId="6F46B703" wp14:editId="5BFA608F">
             <wp:extent cx="5252085" cy="2802255"/>
@@ -12917,24 +12890,14 @@
       <w:r>
         <w:t xml:space="preserve">Gambar </w:t>
       </w:r>
-      <w:r>
-        <w:fldChar w:fldCharType="begin"/>
-      </w:r>
-      <w:r>
-        <w:instrText xml:space="preserve"> SEQ Gambar \* ARABIC </w:instrText>
-      </w:r>
-      <w:r>
-        <w:fldChar w:fldCharType="separate"/>
-      </w:r>
-      <w:r>
-        <w:rPr>
-          <w:noProof/>
-        </w:rPr>
-        <w:t>5</w:t>
-      </w:r>
-      <w:r>
-        <w:fldChar w:fldCharType="end"/>
-      </w:r>
+      <w:fldSimple w:instr=" SEQ Gambar \* ARABIC ">
+        <w:r>
+          <w:rPr>
+            <w:noProof/>
+          </w:rPr>
+          <w:t>5</w:t>
+        </w:r>
+      </w:fldSimple>
       <w:r>
         <w:t xml:space="preserve"> Output Program </w:t>
       </w:r>
@@ -13611,24 +13574,14 @@
       <w:r>
         <w:t xml:space="preserve">Tabel </w:t>
       </w:r>
-      <w:r>
-        <w:fldChar w:fldCharType="begin"/>
-      </w:r>
-      <w:r>
-        <w:instrText xml:space="preserve"> SEQ Tabel \* ARABIC </w:instrText>
-      </w:r>
-      <w:r>
-        <w:fldChar w:fldCharType="separate"/>
-      </w:r>
-      <w:r>
-        <w:rPr>
-          <w:noProof/>
-        </w:rPr>
-        <w:t>4</w:t>
-      </w:r>
-      <w:r>
-        <w:fldChar w:fldCharType="end"/>
-      </w:r>
+      <w:fldSimple w:instr=" SEQ Tabel \* ARABIC ">
+        <w:r>
+          <w:rPr>
+            <w:noProof/>
+          </w:rPr>
+          <w:t>4</w:t>
+        </w:r>
+      </w:fldSimple>
       <w:r>
         <w:t xml:space="preserve"> </w:t>
       </w:r>
@@ -14625,6 +14578,9 @@
         <w:jc w:val="center"/>
       </w:pPr>
       <w:r>
+        <w:rPr>
+          <w:noProof/>
+        </w:rPr>
         <w:drawing>
           <wp:inline distT="0" distB="0" distL="0" distR="0" wp14:anchorId="04931425" wp14:editId="6B79952B">
             <wp:extent cx="5252085" cy="2799715"/>
@@ -14672,24 +14628,14 @@
       <w:r>
         <w:t xml:space="preserve">Gambar </w:t>
       </w:r>
-      <w:r>
-        <w:fldChar w:fldCharType="begin"/>
-      </w:r>
-      <w:r>
-        <w:instrText xml:space="preserve"> SEQ Gambar \* ARABIC </w:instrText>
-      </w:r>
-      <w:r>
-        <w:fldChar w:fldCharType="separate"/>
-      </w:r>
-      <w:r>
-        <w:rPr>
-          <w:noProof/>
-        </w:rPr>
-        <w:t>6</w:t>
-      </w:r>
-      <w:r>
-        <w:fldChar w:fldCharType="end"/>
-      </w:r>
+      <w:fldSimple w:instr=" SEQ Gambar \* ARABIC ">
+        <w:r>
+          <w:rPr>
+            <w:noProof/>
+          </w:rPr>
+          <w:t>6</w:t>
+        </w:r>
+      </w:fldSimple>
       <w:r>
         <w:t xml:space="preserve"> Output Program Soal 4</w:t>
       </w:r>
@@ -14718,7 +14664,7 @@
       </w:pPr>
       <w:r>
         <w:rPr>
-          <w:lang w:val="en-US"/>
+          <w:lang w:val="sv-SE"/>
         </w:rPr>
         <w:tab/>
       </w:r>
@@ -15569,24 +15515,14 @@
       <w:r>
         <w:t xml:space="preserve">Tabel </w:t>
       </w:r>
-      <w:r>
-        <w:fldChar w:fldCharType="begin"/>
-      </w:r>
-      <w:r>
-        <w:instrText xml:space="preserve"> SEQ Tabel \* ARABIC </w:instrText>
-      </w:r>
-      <w:r>
-        <w:fldChar w:fldCharType="separate"/>
-      </w:r>
-      <w:r>
-        <w:rPr>
-          <w:noProof/>
-        </w:rPr>
-        <w:t>5</w:t>
-      </w:r>
-      <w:r>
-        <w:fldChar w:fldCharType="end"/>
-      </w:r>
+      <w:fldSimple w:instr=" SEQ Tabel \* ARABIC ">
+        <w:r>
+          <w:rPr>
+            <w:noProof/>
+          </w:rPr>
+          <w:t>5</w:t>
+        </w:r>
+      </w:fldSimple>
       <w:r>
         <w:t xml:space="preserve"> </w:t>
       </w:r>
@@ -16385,6 +16321,9 @@
         <w:jc w:val="center"/>
       </w:pPr>
       <w:r>
+        <w:rPr>
+          <w:noProof/>
+        </w:rPr>
         <w:drawing>
           <wp:inline distT="0" distB="0" distL="0" distR="0" wp14:anchorId="1B754B21" wp14:editId="01B07132">
             <wp:extent cx="5252085" cy="2802255"/>
@@ -16432,24 +16371,14 @@
       <w:r>
         <w:t xml:space="preserve">Gambar </w:t>
       </w:r>
-      <w:r>
-        <w:fldChar w:fldCharType="begin"/>
-      </w:r>
-      <w:r>
-        <w:instrText xml:space="preserve"> SEQ Gambar \* ARABIC </w:instrText>
-      </w:r>
-      <w:r>
-        <w:fldChar w:fldCharType="separate"/>
-      </w:r>
-      <w:r>
-        <w:rPr>
-          <w:noProof/>
-        </w:rPr>
-        <w:t>7</w:t>
-      </w:r>
-      <w:r>
-        <w:fldChar w:fldCharType="end"/>
-      </w:r>
+      <w:fldSimple w:instr=" SEQ Gambar \* ARABIC ">
+        <w:r>
+          <w:rPr>
+            <w:noProof/>
+          </w:rPr>
+          <w:t>7</w:t>
+        </w:r>
+      </w:fldSimple>
       <w:r>
         <w:t xml:space="preserve"> Output Program Soal 5</w:t>
       </w:r>
@@ -17542,24 +17471,14 @@
       <w:r>
         <w:t xml:space="preserve">Tabel </w:t>
       </w:r>
-      <w:r>
-        <w:fldChar w:fldCharType="begin"/>
-      </w:r>
-      <w:r>
-        <w:instrText xml:space="preserve"> SEQ Tabel \* ARABIC </w:instrText>
-      </w:r>
-      <w:r>
-        <w:fldChar w:fldCharType="separate"/>
-      </w:r>
-      <w:r>
-        <w:rPr>
-          <w:noProof/>
-        </w:rPr>
-        <w:t>6</w:t>
-      </w:r>
-      <w:r>
-        <w:fldChar w:fldCharType="end"/>
-      </w:r>
+      <w:fldSimple w:instr=" SEQ Tabel \* ARABIC ">
+        <w:r>
+          <w:rPr>
+            <w:noProof/>
+          </w:rPr>
+          <w:t>6</w:t>
+        </w:r>
+      </w:fldSimple>
       <w:r>
         <w:t xml:space="preserve"> </w:t>
       </w:r>
@@ -18228,6 +18147,9 @@
         <w:keepNext/>
       </w:pPr>
       <w:r>
+        <w:rPr>
+          <w:noProof/>
+        </w:rPr>
         <w:drawing>
           <wp:inline distT="0" distB="0" distL="0" distR="0" wp14:anchorId="7681FAB9" wp14:editId="7D8DC740">
             <wp:extent cx="5252085" cy="2786380"/>
@@ -18275,34 +18197,27 @@
       <w:r>
         <w:t xml:space="preserve">Gambar </w:t>
       </w:r>
-      <w:r>
-        <w:fldChar w:fldCharType="begin"/>
-      </w:r>
-      <w:r>
-        <w:instrText xml:space="preserve"> SEQ Gambar \* ARABIC </w:instrText>
-      </w:r>
-      <w:r>
-        <w:fldChar w:fldCharType="separate"/>
-      </w:r>
+      <w:fldSimple w:instr=" SEQ Gambar \* ARABIC ">
+        <w:r>
+          <w:rPr>
+            <w:noProof/>
+          </w:rPr>
+          <w:t>8</w:t>
+        </w:r>
+      </w:fldSimple>
+      <w:r>
+        <w:t xml:space="preserve"> Output Program Soal 6</w:t>
+      </w:r>
+      <w:bookmarkEnd w:id="118"/>
+    </w:p>
+    <w:p>
+      <w:pPr>
+        <w:keepNext/>
+      </w:pPr>
       <w:r>
         <w:rPr>
           <w:noProof/>
         </w:rPr>
-        <w:t>8</w:t>
-      </w:r>
-      <w:r>
-        <w:fldChar w:fldCharType="end"/>
-      </w:r>
-      <w:r>
-        <w:t xml:space="preserve"> Output Program Soal 6</w:t>
-      </w:r>
-      <w:bookmarkEnd w:id="118"/>
-    </w:p>
-    <w:p>
-      <w:pPr>
-        <w:keepNext/>
-      </w:pPr>
-      <w:r>
         <w:lastRenderedPageBreak/>
         <w:drawing>
           <wp:inline distT="0" distB="0" distL="0" distR="0" wp14:anchorId="1996E112" wp14:editId="2B772CF3">
@@ -18351,24 +18266,14 @@
       <w:r>
         <w:t xml:space="preserve">Gambar </w:t>
       </w:r>
-      <w:r>
-        <w:fldChar w:fldCharType="begin"/>
-      </w:r>
-      <w:r>
-        <w:instrText xml:space="preserve"> SEQ Gambar \* ARABIC </w:instrText>
-      </w:r>
-      <w:r>
-        <w:fldChar w:fldCharType="separate"/>
-      </w:r>
-      <w:r>
-        <w:rPr>
-          <w:noProof/>
-        </w:rPr>
-        <w:t>9</w:t>
-      </w:r>
-      <w:r>
-        <w:fldChar w:fldCharType="end"/>
-      </w:r>
+      <w:fldSimple w:instr=" SEQ Gambar \* ARABIC ">
+        <w:r>
+          <w:rPr>
+            <w:noProof/>
+          </w:rPr>
+          <w:t>9</w:t>
+        </w:r>
+      </w:fldSimple>
       <w:r>
         <w:t xml:space="preserve"> Output Program Soal 6 </w:t>
       </w:r>
@@ -18425,6 +18330,9 @@
         </w:rPr>
       </w:pPr>
       <w:r>
+        <w:rPr>
+          <w:lang w:val="sv-SE"/>
+        </w:rPr>
         <w:tab/>
       </w:r>
       <w:r>
@@ -19065,24 +18973,14 @@
       <w:r>
         <w:t xml:space="preserve">Tabel </w:t>
       </w:r>
-      <w:r>
-        <w:fldChar w:fldCharType="begin"/>
-      </w:r>
-      <w:r>
-        <w:instrText xml:space="preserve"> SEQ Tabel \* ARABIC </w:instrText>
-      </w:r>
-      <w:r>
-        <w:fldChar w:fldCharType="separate"/>
-      </w:r>
-      <w:r>
-        <w:rPr>
-          <w:noProof/>
-        </w:rPr>
-        <w:t>7</w:t>
-      </w:r>
-      <w:r>
-        <w:fldChar w:fldCharType="end"/>
-      </w:r>
+      <w:fldSimple w:instr=" SEQ Tabel \* ARABIC ">
+        <w:r>
+          <w:rPr>
+            <w:noProof/>
+          </w:rPr>
+          <w:t>7</w:t>
+        </w:r>
+      </w:fldSimple>
       <w:r>
         <w:t xml:space="preserve"> </w:t>
       </w:r>
@@ -20101,6 +19999,9 @@
         <w:keepNext/>
       </w:pPr>
       <w:r>
+        <w:rPr>
+          <w:noProof/>
+        </w:rPr>
         <w:drawing>
           <wp:inline distT="0" distB="0" distL="0" distR="0" wp14:anchorId="50F6874B" wp14:editId="58CC4175">
             <wp:extent cx="5252085" cy="2802255"/>
@@ -20148,35 +20049,28 @@
       <w:r>
         <w:t xml:space="preserve">Gambar </w:t>
       </w:r>
-      <w:r>
-        <w:fldChar w:fldCharType="begin"/>
-      </w:r>
-      <w:r>
-        <w:instrText xml:space="preserve"> SEQ Gambar \* ARABIC </w:instrText>
-      </w:r>
-      <w:r>
-        <w:fldChar w:fldCharType="separate"/>
-      </w:r>
+      <w:fldSimple w:instr=" SEQ Gambar \* ARABIC ">
+        <w:r>
+          <w:rPr>
+            <w:noProof/>
+          </w:rPr>
+          <w:t>10</w:t>
+        </w:r>
+      </w:fldSimple>
+      <w:r>
+        <w:t xml:space="preserve"> Output Program Soal 7</w:t>
+      </w:r>
+      <w:bookmarkEnd w:id="211"/>
+    </w:p>
+    <w:p/>
+    <w:p>
+      <w:pPr>
+        <w:keepNext/>
+      </w:pPr>
       <w:r>
         <w:rPr>
           <w:noProof/>
         </w:rPr>
-        <w:t>10</w:t>
-      </w:r>
-      <w:r>
-        <w:fldChar w:fldCharType="end"/>
-      </w:r>
-      <w:r>
-        <w:t xml:space="preserve"> Output Program Soal 7</w:t>
-      </w:r>
-      <w:bookmarkEnd w:id="211"/>
-    </w:p>
-    <w:p/>
-    <w:p>
-      <w:pPr>
-        <w:keepNext/>
-      </w:pPr>
-      <w:r>
         <w:drawing>
           <wp:inline distT="0" distB="0" distL="0" distR="0" wp14:anchorId="57BE6BBA" wp14:editId="162A8AFD">
             <wp:extent cx="5252085" cy="2816225"/>
@@ -20224,24 +20118,14 @@
       <w:r>
         <w:t xml:space="preserve">Gambar </w:t>
       </w:r>
-      <w:r>
-        <w:fldChar w:fldCharType="begin"/>
-      </w:r>
-      <w:r>
-        <w:instrText xml:space="preserve"> SEQ Gambar \* ARABIC </w:instrText>
-      </w:r>
-      <w:r>
-        <w:fldChar w:fldCharType="separate"/>
-      </w:r>
-      <w:r>
-        <w:rPr>
-          <w:noProof/>
-        </w:rPr>
-        <w:t>11</w:t>
-      </w:r>
-      <w:r>
-        <w:fldChar w:fldCharType="end"/>
-      </w:r>
+      <w:fldSimple w:instr=" SEQ Gambar \* ARABIC ">
+        <w:r>
+          <w:rPr>
+            <w:noProof/>
+          </w:rPr>
+          <w:t>11</w:t>
+        </w:r>
+      </w:fldSimple>
       <w:r>
         <w:t xml:space="preserve"> Output Program </w:t>
       </w:r>
@@ -21293,24 +21177,14 @@
       <w:r>
         <w:t xml:space="preserve">Tabel </w:t>
       </w:r>
-      <w:r>
-        <w:fldChar w:fldCharType="begin"/>
-      </w:r>
-      <w:r>
-        <w:instrText xml:space="preserve"> SEQ Tabel \* ARABIC </w:instrText>
-      </w:r>
-      <w:r>
-        <w:fldChar w:fldCharType="separate"/>
-      </w:r>
-      <w:r>
-        <w:rPr>
-          <w:noProof/>
-        </w:rPr>
-        <w:t>8</w:t>
-      </w:r>
-      <w:r>
-        <w:fldChar w:fldCharType="end"/>
-      </w:r>
+      <w:fldSimple w:instr=" SEQ Tabel \* ARABIC ">
+        <w:r>
+          <w:rPr>
+            <w:noProof/>
+          </w:rPr>
+          <w:t>8</w:t>
+        </w:r>
+      </w:fldSimple>
       <w:r>
         <w:t xml:space="preserve"> </w:t>
       </w:r>
@@ -22576,6 +22450,9 @@
         <w:keepNext/>
       </w:pPr>
       <w:r>
+        <w:rPr>
+          <w:noProof/>
+        </w:rPr>
         <w:drawing>
           <wp:inline distT="0" distB="0" distL="0" distR="0" wp14:anchorId="77D2630E" wp14:editId="1388F2AF">
             <wp:extent cx="5252085" cy="2790190"/>
@@ -22623,34 +22500,27 @@
       <w:r>
         <w:t xml:space="preserve">Gambar </w:t>
       </w:r>
-      <w:r>
-        <w:fldChar w:fldCharType="begin"/>
-      </w:r>
-      <w:r>
-        <w:instrText xml:space="preserve"> SEQ Gambar \* ARABIC </w:instrText>
-      </w:r>
-      <w:r>
-        <w:fldChar w:fldCharType="separate"/>
-      </w:r>
+      <w:fldSimple w:instr=" SEQ Gambar \* ARABIC ">
+        <w:r>
+          <w:rPr>
+            <w:noProof/>
+          </w:rPr>
+          <w:t>12</w:t>
+        </w:r>
+      </w:fldSimple>
+      <w:r>
+        <w:t xml:space="preserve"> Output Program Soal 8</w:t>
+      </w:r>
+      <w:bookmarkEnd w:id="219"/>
+    </w:p>
+    <w:p>
+      <w:pPr>
+        <w:keepNext/>
+      </w:pPr>
       <w:r>
         <w:rPr>
           <w:noProof/>
         </w:rPr>
-        <w:t>12</w:t>
-      </w:r>
-      <w:r>
-        <w:fldChar w:fldCharType="end"/>
-      </w:r>
-      <w:r>
-        <w:t xml:space="preserve"> Output Program Soal 8</w:t>
-      </w:r>
-      <w:bookmarkEnd w:id="219"/>
-    </w:p>
-    <w:p>
-      <w:pPr>
-        <w:keepNext/>
-      </w:pPr>
-      <w:r>
         <w:drawing>
           <wp:inline distT="0" distB="0" distL="0" distR="0" wp14:anchorId="2DD227F6" wp14:editId="279DFDA9">
             <wp:extent cx="5252085" cy="2799715"/>
@@ -22698,24 +22568,14 @@
       <w:r>
         <w:t xml:space="preserve">Gambar </w:t>
       </w:r>
-      <w:r>
-        <w:fldChar w:fldCharType="begin"/>
-      </w:r>
-      <w:r>
-        <w:instrText xml:space="preserve"> SEQ Gambar \* ARABIC </w:instrText>
-      </w:r>
-      <w:r>
-        <w:fldChar w:fldCharType="separate"/>
-      </w:r>
-      <w:r>
-        <w:rPr>
-          <w:noProof/>
-        </w:rPr>
-        <w:t>13</w:t>
-      </w:r>
-      <w:r>
-        <w:fldChar w:fldCharType="end"/>
-      </w:r>
+      <w:fldSimple w:instr=" SEQ Gambar \* ARABIC ">
+        <w:r>
+          <w:rPr>
+            <w:noProof/>
+          </w:rPr>
+          <w:t>13</w:t>
+        </w:r>
+      </w:fldSimple>
       <w:r>
         <w:t xml:space="preserve"> Output Program Soal 8 </w:t>
       </w:r>
@@ -22747,6 +22607,9 @@
         <w:keepNext/>
       </w:pPr>
       <w:r>
+        <w:rPr>
+          <w:noProof/>
+        </w:rPr>
         <w:lastRenderedPageBreak/>
         <w:drawing>
           <wp:inline distT="0" distB="0" distL="0" distR="0" wp14:anchorId="1925F22D" wp14:editId="6D773C65">
@@ -22837,6 +22700,7 @@
       </w:pPr>
       <w:r>
         <w:rPr>
+          <w:noProof/>
           <w:lang w:val="sv-SE"/>
         </w:rPr>
         <w:drawing>
@@ -22889,24 +22753,14 @@
       <w:r>
         <w:t xml:space="preserve">Gambar </w:t>
       </w:r>
-      <w:r>
-        <w:fldChar w:fldCharType="begin"/>
-      </w:r>
-      <w:r>
-        <w:instrText xml:space="preserve"> SEQ Gambar \* ARABIC </w:instrText>
-      </w:r>
-      <w:r>
-        <w:fldChar w:fldCharType="separate"/>
-      </w:r>
-      <w:r>
-        <w:rPr>
-          <w:noProof/>
-        </w:rPr>
-        <w:t>15</w:t>
-      </w:r>
-      <w:r>
-        <w:fldChar w:fldCharType="end"/>
-      </w:r>
+      <w:fldSimple w:instr=" SEQ Gambar \* ARABIC ">
+        <w:r>
+          <w:rPr>
+            <w:noProof/>
+          </w:rPr>
+          <w:t>15</w:t>
+        </w:r>
+      </w:fldSimple>
       <w:r>
         <w:t xml:space="preserve"> Output Program Soal 8 </w:t>
       </w:r>
@@ -24812,24 +24666,14 @@
       <w:r>
         <w:t xml:space="preserve">Tabel </w:t>
       </w:r>
-      <w:r>
-        <w:fldChar w:fldCharType="begin"/>
-      </w:r>
-      <w:r>
-        <w:instrText xml:space="preserve"> SEQ Tabel \* ARABIC </w:instrText>
-      </w:r>
-      <w:r>
-        <w:fldChar w:fldCharType="separate"/>
-      </w:r>
-      <w:r>
-        <w:rPr>
-          <w:noProof/>
-        </w:rPr>
-        <w:t>9</w:t>
-      </w:r>
-      <w:r>
-        <w:fldChar w:fldCharType="end"/>
-      </w:r>
+      <w:fldSimple w:instr=" SEQ Tabel \* ARABIC ">
+        <w:r>
+          <w:rPr>
+            <w:noProof/>
+          </w:rPr>
+          <w:t>9</w:t>
+        </w:r>
+      </w:fldSimple>
       <w:r>
         <w:t xml:space="preserve"> Source Code</w:t>
       </w:r>
@@ -25970,6 +25814,9 @@
         <w:keepNext/>
       </w:pPr>
       <w:r>
+        <w:rPr>
+          <w:noProof/>
+        </w:rPr>
         <w:drawing>
           <wp:inline distT="0" distB="0" distL="0" distR="0" wp14:anchorId="66D010A8" wp14:editId="1E659169">
             <wp:extent cx="5252085" cy="2780665"/>
@@ -26017,34 +25864,27 @@
       <w:r>
         <w:t xml:space="preserve">Gambar </w:t>
       </w:r>
-      <w:r>
-        <w:fldChar w:fldCharType="begin"/>
-      </w:r>
-      <w:r>
-        <w:instrText xml:space="preserve"> SEQ Gambar \* ARABIC </w:instrText>
-      </w:r>
-      <w:r>
-        <w:fldChar w:fldCharType="separate"/>
-      </w:r>
+      <w:fldSimple w:instr=" SEQ Gambar \* ARABIC ">
+        <w:r>
+          <w:rPr>
+            <w:noProof/>
+          </w:rPr>
+          <w:t>16</w:t>
+        </w:r>
+      </w:fldSimple>
+      <w:r>
+        <w:t xml:space="preserve"> Output Program Soal 9</w:t>
+      </w:r>
+      <w:bookmarkEnd w:id="228"/>
+    </w:p>
+    <w:p>
+      <w:pPr>
+        <w:keepNext/>
+      </w:pPr>
       <w:r>
         <w:rPr>
           <w:noProof/>
         </w:rPr>
-        <w:t>16</w:t>
-      </w:r>
-      <w:r>
-        <w:fldChar w:fldCharType="end"/>
-      </w:r>
-      <w:r>
-        <w:t xml:space="preserve"> Output Program Soal 9</w:t>
-      </w:r>
-      <w:bookmarkEnd w:id="228"/>
-    </w:p>
-    <w:p>
-      <w:pPr>
-        <w:keepNext/>
-      </w:pPr>
-      <w:r>
         <w:drawing>
           <wp:inline distT="0" distB="0" distL="0" distR="0" wp14:anchorId="289E44B6" wp14:editId="75C5D6DF">
             <wp:extent cx="5252085" cy="2810510"/>
@@ -26092,24 +25932,14 @@
       <w:r>
         <w:t xml:space="preserve">Gambar </w:t>
       </w:r>
-      <w:r>
-        <w:fldChar w:fldCharType="begin"/>
-      </w:r>
-      <w:r>
-        <w:instrText xml:space="preserve"> SEQ Gambar \* ARABIC </w:instrText>
-      </w:r>
-      <w:r>
-        <w:fldChar w:fldCharType="separate"/>
-      </w:r>
-      <w:r>
-        <w:rPr>
-          <w:noProof/>
-        </w:rPr>
-        <w:t>17</w:t>
-      </w:r>
-      <w:r>
-        <w:fldChar w:fldCharType="end"/>
-      </w:r>
+      <w:fldSimple w:instr=" SEQ Gambar \* ARABIC ">
+        <w:r>
+          <w:rPr>
+            <w:noProof/>
+          </w:rPr>
+          <w:t>17</w:t>
+        </w:r>
+      </w:fldSimple>
       <w:r>
         <w:t xml:space="preserve"> Output Program Soal 9 </w:t>
       </w:r>
@@ -26142,6 +25972,9 @@
         <w:keepNext/>
       </w:pPr>
       <w:r>
+        <w:rPr>
+          <w:noProof/>
+        </w:rPr>
         <w:lastRenderedPageBreak/>
         <w:drawing>
           <wp:inline distT="0" distB="0" distL="0" distR="0" wp14:anchorId="2A987987" wp14:editId="709D493A">
@@ -26190,42 +26023,35 @@
       <w:r>
         <w:t xml:space="preserve">Gambar </w:t>
       </w:r>
-      <w:r>
-        <w:fldChar w:fldCharType="begin"/>
-      </w:r>
-      <w:r>
-        <w:instrText xml:space="preserve"> SEQ Gambar \* ARABIC </w:instrText>
-      </w:r>
-      <w:r>
-        <w:fldChar w:fldCharType="separate"/>
-      </w:r>
+      <w:fldSimple w:instr=" SEQ Gambar \* ARABIC ">
+        <w:r>
+          <w:rPr>
+            <w:noProof/>
+          </w:rPr>
+          <w:t>18</w:t>
+        </w:r>
+      </w:fldSimple>
+      <w:r>
+        <w:t xml:space="preserve"> Output Program Soal 9 Saat </w:t>
+      </w:r>
+      <w:proofErr w:type="spellStart"/>
+      <w:r>
+        <w:t>Menginput</w:t>
+      </w:r>
+      <w:proofErr w:type="spellEnd"/>
+      <w:r>
+        <w:t xml:space="preserve"> Nama</w:t>
+      </w:r>
+      <w:bookmarkEnd w:id="230"/>
+    </w:p>
+    <w:p>
+      <w:pPr>
+        <w:keepNext/>
+      </w:pPr>
       <w:r>
         <w:rPr>
           <w:noProof/>
         </w:rPr>
-        <w:t>18</w:t>
-      </w:r>
-      <w:r>
-        <w:fldChar w:fldCharType="end"/>
-      </w:r>
-      <w:r>
-        <w:t xml:space="preserve"> Output Program Soal 9 Saat </w:t>
-      </w:r>
-      <w:proofErr w:type="spellStart"/>
-      <w:r>
-        <w:t>Menginput</w:t>
-      </w:r>
-      <w:proofErr w:type="spellEnd"/>
-      <w:r>
-        <w:t xml:space="preserve"> Nama</w:t>
-      </w:r>
-      <w:bookmarkEnd w:id="230"/>
-    </w:p>
-    <w:p>
-      <w:pPr>
-        <w:keepNext/>
-      </w:pPr>
-      <w:r>
         <w:drawing>
           <wp:inline distT="0" distB="0" distL="0" distR="0" wp14:anchorId="1BC7EEBF" wp14:editId="31258763">
             <wp:extent cx="5252085" cy="2810510"/>
@@ -26273,24 +26099,14 @@
       <w:r>
         <w:t xml:space="preserve">Gambar </w:t>
       </w:r>
-      <w:r>
-        <w:fldChar w:fldCharType="begin"/>
-      </w:r>
-      <w:r>
-        <w:instrText xml:space="preserve"> SEQ Gambar \* ARABIC </w:instrText>
-      </w:r>
-      <w:r>
-        <w:fldChar w:fldCharType="separate"/>
-      </w:r>
-      <w:r>
-        <w:rPr>
-          <w:noProof/>
-        </w:rPr>
-        <w:t>19</w:t>
-      </w:r>
-      <w:r>
-        <w:fldChar w:fldCharType="end"/>
-      </w:r>
+      <w:fldSimple w:instr=" SEQ Gambar \* ARABIC ">
+        <w:r>
+          <w:rPr>
+            <w:noProof/>
+          </w:rPr>
+          <w:t>19</w:t>
+        </w:r>
+      </w:fldSimple>
       <w:r>
         <w:t xml:space="preserve"> Output Program Soal 9 </w:t>
       </w:r>
@@ -27277,24 +27093,14 @@
       <w:r>
         <w:t xml:space="preserve">Tabel </w:t>
       </w:r>
-      <w:r>
-        <w:fldChar w:fldCharType="begin"/>
-      </w:r>
-      <w:r>
-        <w:instrText xml:space="preserve"> SEQ Tabel \* ARABIC </w:instrText>
-      </w:r>
-      <w:r>
-        <w:fldChar w:fldCharType="separate"/>
-      </w:r>
-      <w:r>
-        <w:rPr>
-          <w:noProof/>
-        </w:rPr>
-        <w:t>10</w:t>
-      </w:r>
-      <w:r>
-        <w:fldChar w:fldCharType="end"/>
-      </w:r>
+      <w:fldSimple w:instr=" SEQ Tabel \* ARABIC ">
+        <w:r>
+          <w:rPr>
+            <w:noProof/>
+          </w:rPr>
+          <w:t>10</w:t>
+        </w:r>
+      </w:fldSimple>
       <w:r>
         <w:t xml:space="preserve"> Source Code </w:t>
       </w:r>
@@ -28201,6 +28007,9 @@
         <w:keepNext/>
       </w:pPr>
       <w:r>
+        <w:rPr>
+          <w:noProof/>
+        </w:rPr>
         <w:drawing>
           <wp:inline distT="0" distB="0" distL="0" distR="0" wp14:anchorId="68A7494F" wp14:editId="1D541588">
             <wp:extent cx="5252085" cy="2818765"/>
@@ -28248,34 +28057,27 @@
       <w:r>
         <w:t xml:space="preserve">Gambar </w:t>
       </w:r>
-      <w:r>
-        <w:fldChar w:fldCharType="begin"/>
-      </w:r>
-      <w:r>
-        <w:instrText xml:space="preserve"> SEQ Gambar \* ARABIC </w:instrText>
-      </w:r>
-      <w:r>
-        <w:fldChar w:fldCharType="separate"/>
-      </w:r>
+      <w:fldSimple w:instr=" SEQ Gambar \* ARABIC ">
+        <w:r>
+          <w:rPr>
+            <w:noProof/>
+          </w:rPr>
+          <w:t>20</w:t>
+        </w:r>
+      </w:fldSimple>
+      <w:r>
+        <w:t xml:space="preserve"> Output Program Soal 10</w:t>
+      </w:r>
+      <w:bookmarkEnd w:id="237"/>
+    </w:p>
+    <w:p>
+      <w:pPr>
+        <w:keepNext/>
+      </w:pPr>
       <w:r>
         <w:rPr>
           <w:noProof/>
         </w:rPr>
-        <w:t>20</w:t>
-      </w:r>
-      <w:r>
-        <w:fldChar w:fldCharType="end"/>
-      </w:r>
-      <w:r>
-        <w:t xml:space="preserve"> Output Program Soal 10</w:t>
-      </w:r>
-      <w:bookmarkEnd w:id="237"/>
-    </w:p>
-    <w:p>
-      <w:pPr>
-        <w:keepNext/>
-      </w:pPr>
-      <w:r>
         <w:drawing>
           <wp:inline distT="0" distB="0" distL="0" distR="0" wp14:anchorId="543F7888" wp14:editId="4B309448">
             <wp:extent cx="5252085" cy="2805430"/>
@@ -28323,24 +28125,14 @@
       <w:r>
         <w:t xml:space="preserve">Gambar </w:t>
       </w:r>
-      <w:r>
-        <w:fldChar w:fldCharType="begin"/>
-      </w:r>
-      <w:r>
-        <w:instrText xml:space="preserve"> SEQ Gambar \* ARABIC </w:instrText>
-      </w:r>
-      <w:r>
-        <w:fldChar w:fldCharType="separate"/>
-      </w:r>
-      <w:r>
-        <w:rPr>
-          <w:noProof/>
-        </w:rPr>
-        <w:t>21</w:t>
-      </w:r>
-      <w:r>
-        <w:fldChar w:fldCharType="end"/>
-      </w:r>
+      <w:fldSimple w:instr=" SEQ Gambar \* ARABIC ">
+        <w:r>
+          <w:rPr>
+            <w:noProof/>
+          </w:rPr>
+          <w:t>21</w:t>
+        </w:r>
+      </w:fldSimple>
       <w:r>
         <w:t xml:space="preserve"> Output Program Soal 10 </w:t>
       </w:r>
@@ -29174,24 +28966,14 @@
       <w:r>
         <w:t xml:space="preserve">Tabel </w:t>
       </w:r>
-      <w:r>
-        <w:fldChar w:fldCharType="begin"/>
-      </w:r>
-      <w:r>
-        <w:instrText xml:space="preserve"> SEQ Tabel \* ARABIC </w:instrText>
-      </w:r>
-      <w:r>
-        <w:fldChar w:fldCharType="separate"/>
-      </w:r>
-      <w:r>
-        <w:rPr>
-          <w:noProof/>
-        </w:rPr>
-        <w:t>11</w:t>
-      </w:r>
-      <w:r>
-        <w:fldChar w:fldCharType="end"/>
-      </w:r>
+      <w:fldSimple w:instr=" SEQ Tabel \* ARABIC ">
+        <w:r>
+          <w:rPr>
+            <w:noProof/>
+          </w:rPr>
+          <w:t>11</w:t>
+        </w:r>
+      </w:fldSimple>
       <w:r>
         <w:t xml:space="preserve"> Source Code</w:t>
       </w:r>
@@ -30473,6 +30255,9 @@
         <w:keepNext/>
       </w:pPr>
       <w:r>
+        <w:rPr>
+          <w:noProof/>
+        </w:rPr>
         <w:drawing>
           <wp:inline distT="0" distB="0" distL="0" distR="0" wp14:anchorId="0E099CEB" wp14:editId="38A26F5C">
             <wp:extent cx="5252085" cy="2802255"/>
@@ -30520,34 +30305,27 @@
       <w:r>
         <w:t xml:space="preserve">Gambar </w:t>
       </w:r>
-      <w:r>
-        <w:fldChar w:fldCharType="begin"/>
-      </w:r>
-      <w:r>
-        <w:instrText xml:space="preserve"> SEQ Gambar \* ARABIC </w:instrText>
-      </w:r>
-      <w:r>
-        <w:fldChar w:fldCharType="separate"/>
-      </w:r>
+      <w:fldSimple w:instr=" SEQ Gambar \* ARABIC ">
+        <w:r>
+          <w:rPr>
+            <w:noProof/>
+          </w:rPr>
+          <w:t>22</w:t>
+        </w:r>
+      </w:fldSimple>
+      <w:r>
+        <w:t xml:space="preserve"> Output Program Soal 11</w:t>
+      </w:r>
+      <w:bookmarkEnd w:id="244"/>
+    </w:p>
+    <w:p>
+      <w:pPr>
+        <w:keepNext/>
+      </w:pPr>
       <w:r>
         <w:rPr>
           <w:noProof/>
         </w:rPr>
-        <w:t>22</w:t>
-      </w:r>
-      <w:r>
-        <w:fldChar w:fldCharType="end"/>
-      </w:r>
-      <w:r>
-        <w:t xml:space="preserve"> Output Program Soal 11</w:t>
-      </w:r>
-      <w:bookmarkEnd w:id="244"/>
-    </w:p>
-    <w:p>
-      <w:pPr>
-        <w:keepNext/>
-      </w:pPr>
-      <w:r>
         <w:drawing>
           <wp:inline distT="0" distB="0" distL="0" distR="0" wp14:anchorId="3451B24A" wp14:editId="567BA908">
             <wp:extent cx="5252085" cy="2807970"/>
@@ -30595,43 +30373,36 @@
       <w:r>
         <w:t xml:space="preserve">Gambar </w:t>
       </w:r>
-      <w:r>
-        <w:fldChar w:fldCharType="begin"/>
-      </w:r>
-      <w:r>
-        <w:instrText xml:space="preserve"> SEQ Gambar \* ARABIC </w:instrText>
-      </w:r>
-      <w:r>
-        <w:fldChar w:fldCharType="separate"/>
-      </w:r>
+      <w:fldSimple w:instr=" SEQ Gambar \* ARABIC ">
+        <w:r>
+          <w:rPr>
+            <w:noProof/>
+          </w:rPr>
+          <w:t>23</w:t>
+        </w:r>
+      </w:fldSimple>
+      <w:r>
+        <w:t xml:space="preserve"> Output Program Soal 11 Saat </w:t>
+      </w:r>
+      <w:proofErr w:type="spellStart"/>
+      <w:r>
+        <w:t>Dimasukan</w:t>
+      </w:r>
+      <w:proofErr w:type="spellEnd"/>
+      <w:r>
+        <w:t xml:space="preserve"> Input Angka</w:t>
+      </w:r>
+      <w:bookmarkEnd w:id="245"/>
+    </w:p>
+    <w:p/>
+    <w:p>
+      <w:pPr>
+        <w:keepNext/>
+      </w:pPr>
       <w:r>
         <w:rPr>
           <w:noProof/>
         </w:rPr>
-        <w:t>23</w:t>
-      </w:r>
-      <w:r>
-        <w:fldChar w:fldCharType="end"/>
-      </w:r>
-      <w:r>
-        <w:t xml:space="preserve"> Output Program Soal 11 Saat </w:t>
-      </w:r>
-      <w:proofErr w:type="spellStart"/>
-      <w:r>
-        <w:t>Dimasukan</w:t>
-      </w:r>
-      <w:proofErr w:type="spellEnd"/>
-      <w:r>
-        <w:t xml:space="preserve"> Input Angka</w:t>
-      </w:r>
-      <w:bookmarkEnd w:id="245"/>
-    </w:p>
-    <w:p/>
-    <w:p>
-      <w:pPr>
-        <w:keepNext/>
-      </w:pPr>
-      <w:r>
         <w:lastRenderedPageBreak/>
         <w:drawing>
           <wp:inline distT="0" distB="0" distL="0" distR="0" wp14:anchorId="13929942" wp14:editId="48880509">
@@ -30680,24 +30451,14 @@
       <w:r>
         <w:t xml:space="preserve">Gambar </w:t>
       </w:r>
-      <w:r>
-        <w:fldChar w:fldCharType="begin"/>
-      </w:r>
-      <w:r>
-        <w:instrText xml:space="preserve"> SEQ Gambar \* ARABIC </w:instrText>
-      </w:r>
-      <w:r>
-        <w:fldChar w:fldCharType="separate"/>
-      </w:r>
-      <w:r>
-        <w:rPr>
-          <w:noProof/>
-        </w:rPr>
-        <w:t>24</w:t>
-      </w:r>
-      <w:r>
-        <w:fldChar w:fldCharType="end"/>
-      </w:r>
+      <w:fldSimple w:instr=" SEQ Gambar \* ARABIC ">
+        <w:r>
+          <w:rPr>
+            <w:noProof/>
+          </w:rPr>
+          <w:t>24</w:t>
+        </w:r>
+      </w:fldSimple>
       <w:r>
         <w:t xml:space="preserve"> Output Program Soal 11 Saat </w:t>
       </w:r>
@@ -31761,13 +31522,13 @@
       <w:pPr>
         <w:pStyle w:val="Heading1"/>
         <w:rPr>
-          <w:lang w:val="en-ID"/>
+          <w:lang w:val="sv-SE"/>
         </w:rPr>
       </w:pPr>
       <w:bookmarkStart w:id="248" w:name="_Toc231249698"/>
       <w:r>
         <w:rPr>
-          <w:lang w:val="en-ID"/>
+          <w:lang w:val="sv-SE"/>
         </w:rPr>
         <w:lastRenderedPageBreak/>
         <w:t>GITHUB</w:t>
@@ -34933,6 +34694,7 @@
   <w:style w:type="character" w:default="1" w:styleId="DefaultParagraphFont">
     <w:name w:val="Default Paragraph Font"/>
     <w:uiPriority w:val="1"/>
+    <w:semiHidden/>
     <w:unhideWhenUsed/>
   </w:style>
   <w:style w:type="table" w:default="1" w:styleId="TableNormal">
